--- a/ndb-pain-regional-variation-japan/output/je/JE_highlights.docx
+++ b/ndb-pain-regional-variation-japan/output/je/JE_highlights.docx
@@ -42,7 +42,7 @@
         <w:pStyle w:val="ListBullet"/>
       </w:pPr>
       <w:r>
-        <w:t>Apparent regional clustering is attenuated 84% after confounder adjustment.</w:t>
+        <w:t>Apparent regional clustering becomes nonsignificant after confounder adjustment.</w:t>
       </w:r>
     </w:p>
     <w:p>

--- a/ndb-pain-regional-variation-japan/output/je/JE_highlights.docx
+++ b/ndb-pain-regional-variation-japan/output/je/JE_highlights.docx
@@ -34,6 +34,14 @@
         <w:pStyle w:val="ListBullet"/>
       </w:pPr>
       <w:r>
+        <w:t>Prescribing variation is dissociated from symptom burden (CSLC r=0.03), indicating unwarranted variation.</w:t>
+      </w:r>
+    </w:p>
+    <w:p>
+      <w:pPr>
+        <w:pStyle w:val="ListBullet"/>
+      </w:pPr>
+      <w:r>
         <w:t>Diabetes drug prescribing (r=0.87) is the dominant confounder of neuropathic pain patterns.</w:t>
       </w:r>
     </w:p>
@@ -42,15 +50,7 @@
         <w:pStyle w:val="ListBullet"/>
       </w:pPr>
       <w:r>
-        <w:t>Apparent regional clustering becomes nonsignificant after confounder adjustment.</w:t>
-      </w:r>
-    </w:p>
-    <w:p>
-      <w:pPr>
-        <w:pStyle w:val="ListBullet"/>
-      </w:pPr>
-      <w:r>
-        <w:t>NDB Open Data enable prefecture-level practice variation analysis at no cost.</w:t>
+        <w:t>NDB Open Data triangulated with CSLC enable demand–supply analysis at no cost.</w:t>
       </w:r>
     </w:p>
     <w:sectPr>
